--- a/中间版/中期.docx
+++ b/中间版/中期.docx
@@ -4347,7 +4347,7 @@
                   </w14:solidFill>
                 </w14:textFill>
               </w:rPr>
-              <w:t>组长</w:t>
+              <w:t xml:space="preserve"/>
             </w:r>
           </w:p>
         </w:tc>
@@ -4375,7 +4375,7 @@
               </w:rPr>
             </w:pPr>
             <w:r>
-              <w:t xml:space="preserve">张兴晓</w:t>
+              <w:t xml:space="preserve"/>
             </w:r>
           </w:p>
         </w:tc>
@@ -4402,7 +4402,7 @@
               </w:rPr>
             </w:pPr>
             <w:r>
-              <w:t xml:space="preserve">教授</w:t>
+              <w:t xml:space="preserve"/>
             </w:r>
           </w:p>
         </w:tc>
@@ -4429,7 +4429,7 @@
               </w:rPr>
             </w:pPr>
             <w:r>
-              <w:t xml:space="preserve">生物工程</w:t>
+              <w:t xml:space="preserve"/>
             </w:r>
           </w:p>
         </w:tc>
@@ -4456,7 +4456,7 @@
               </w:rPr>
             </w:pPr>
             <w:r>
-              <w:t xml:space="preserve">生命科学学院</w:t>
+              <w:t xml:space="preserve"/>
             </w:r>
           </w:p>
         </w:tc>
@@ -4537,7 +4537,7 @@
                   </w14:solidFill>
                 </w14:textFill>
               </w:rPr>
-              <w:t>组员</w:t>
+              <w:t xml:space="preserve"/>
             </w:r>
           </w:p>
         </w:tc>
@@ -4565,7 +4565,7 @@
               </w:rPr>
             </w:pPr>
             <w:r>
-              <w:t xml:space="preserve">程仕伟</w:t>
+              <w:t xml:space="preserve"/>
             </w:r>
           </w:p>
         </w:tc>
@@ -4592,7 +4592,7 @@
               </w:rPr>
             </w:pPr>
             <w:r>
-              <w:t xml:space="preserve">副教授</w:t>
+              <w:t xml:space="preserve"/>
             </w:r>
           </w:p>
         </w:tc>
@@ -4619,7 +4619,7 @@
               </w:rPr>
             </w:pPr>
             <w:r>
-              <w:t xml:space="preserve">生物工程</w:t>
+              <w:t xml:space="preserve"/>
             </w:r>
           </w:p>
         </w:tc>
@@ -4646,7 +4646,7 @@
               </w:rPr>
             </w:pPr>
             <w:r>
-              <w:t xml:space="preserve">生命科学学院</w:t>
+              <w:t xml:space="preserve"/>
             </w:r>
           </w:p>
         </w:tc>
@@ -4740,7 +4740,7 @@
               </w:rPr>
             </w:pPr>
             <w:r>
-              <w:t xml:space="preserve">牟萍</w:t>
+              <w:t xml:space="preserve"/>
             </w:r>
           </w:p>
         </w:tc>
@@ -4767,7 +4767,7 @@
               </w:rPr>
             </w:pPr>
             <w:r>
-              <w:t xml:space="preserve">副教授</w:t>
+              <w:t xml:space="preserve"/>
             </w:r>
           </w:p>
         </w:tc>
@@ -4794,7 +4794,7 @@
               </w:rPr>
             </w:pPr>
             <w:r>
-              <w:t xml:space="preserve">生物制药</w:t>
+              <w:t xml:space="preserve"/>
             </w:r>
           </w:p>
         </w:tc>
@@ -4821,7 +4821,7 @@
               </w:rPr>
             </w:pPr>
             <w:r>
-              <w:t xml:space="preserve">生命科学学院</w:t>
+              <w:t xml:space="preserve"/>
             </w:r>
           </w:p>
         </w:tc>
@@ -4915,7 +4915,7 @@
               </w:rPr>
             </w:pPr>
             <w:r>
-              <w:t xml:space="preserve">朱洪伟</w:t>
+              <w:t xml:space="preserve"/>
             </w:r>
           </w:p>
         </w:tc>
@@ -4942,7 +4942,7 @@
               </w:rPr>
             </w:pPr>
             <w:r>
-              <w:t xml:space="preserve">副教授</w:t>
+              <w:t xml:space="preserve"/>
             </w:r>
           </w:p>
         </w:tc>
@@ -4969,7 +4969,7 @@
               </w:rPr>
             </w:pPr>
             <w:r>
-              <w:t xml:space="preserve">生物制药</w:t>
+              <w:t xml:space="preserve"/>
             </w:r>
           </w:p>
         </w:tc>
@@ -4996,7 +4996,7 @@
               </w:rPr>
             </w:pPr>
             <w:r>
-              <w:t xml:space="preserve">生命科学学院</w:t>
+              <w:t xml:space="preserve"/>
             </w:r>
           </w:p>
         </w:tc>
@@ -5096,7 +5096,7 @@
               </w:rPr>
             </w:pPr>
             <w:r>
-              <w:t xml:space="preserve">鲍诚</w:t>
+              <w:t xml:space="preserve"/>
             </w:r>
           </w:p>
         </w:tc>
@@ -5123,7 +5123,7 @@
               </w:rPr>
             </w:pPr>
             <w:r>
-              <w:t xml:space="preserve">副教授</w:t>
+              <w:t xml:space="preserve"/>
             </w:r>
           </w:p>
         </w:tc>
@@ -5150,7 +5150,7 @@
               </w:rPr>
             </w:pPr>
             <w:r>
-              <w:t xml:space="preserve">生物制药</w:t>
+              <w:t xml:space="preserve"/>
             </w:r>
           </w:p>
         </w:tc>
@@ -5177,188 +5177,7 @@
               </w:rPr>
             </w:pPr>
             <w:r>
-              <w:t xml:space="preserve">生命科学学院</w:t>
-            </w:r>
-          </w:p>
-        </w:tc>
-      </w:tr>
-      <w:tr>
-        <w:tblPrEx>
-          <w:tblBorders>
-            <w:top w:val="single" w:color="auto" w:sz="4" w:space="0"/>
-            <w:left w:val="single" w:color="auto" w:sz="4" w:space="0"/>
-            <w:bottom w:val="single" w:color="auto" w:sz="4" w:space="0"/>
-            <w:right w:val="single" w:color="auto" w:sz="4" w:space="0"/>
-            <w:insideH w:val="single" w:color="auto" w:sz="4" w:space="0"/>
-            <w:insideV w:val="single" w:color="auto" w:sz="4" w:space="0"/>
-          </w:tblBorders>
-          <w:tblCellMar>
-            <w:top w:w="0" w:type="dxa"/>
-            <w:left w:w="108" w:type="dxa"/>
-            <w:bottom w:w="0" w:type="dxa"/>
-            <w:right w:w="108" w:type="dxa"/>
-          </w:tblCellMar>
-        </w:tblPrEx>
-        <w:trPr>
-          <w:trHeight w:val="397" w:hRule="exact"/>
-          <w:jc w:val="center"/>
-        </w:trPr>
-        <w:tc>
-          <w:tcPr>
-            <w:tcW w:w="303" w:type="pct"/>
-            <w:vMerge w:val="continue"/>
-            <w:tcBorders>
-              <w:bottom w:val="nil"/>
-            </w:tcBorders>
-          </w:tcPr>
-          <w:p>
-            <w:pPr>
-              <w:spacing w:line="360" w:lineRule="auto"/>
-              <w:jc w:val="left"/>
-              <w:rPr>
-                <w:rFonts w:hint="eastAsia" w:ascii="宋体" w:hAnsi="宋体"/>
-                <w:color w:val="000000" w:themeColor="text1"/>
-                <w:sz w:val="24"/>
-                <w14:textFill>
-                  <w14:solidFill>
-                    <w14:schemeClr w14:val="tx1"/>
-                  </w14:solidFill>
-                </w14:textFill>
-              </w:rPr>
-            </w:pPr>
-          </w:p>
-        </w:tc>
-        <w:tc>
-          <w:tcPr>
-            <w:tcW w:w="401" w:type="pct"/>
-            <w:vMerge w:val="continue"/>
-            <w:tcBorders>
-              <w:bottom w:val="nil"/>
-            </w:tcBorders>
-          </w:tcPr>
-          <w:p>
-            <w:pPr>
-              <w:spacing w:line="360" w:lineRule="auto"/>
-              <w:jc w:val="left"/>
-              <w:rPr>
-                <w:rFonts w:hint="eastAsia" w:ascii="宋体" w:hAnsi="宋体"/>
-                <w:color w:val="000000" w:themeColor="text1"/>
-                <w:sz w:val="24"/>
-                <w14:textFill>
-                  <w14:solidFill>
-                    <w14:schemeClr w14:val="tx1"/>
-                  </w14:solidFill>
-                </w14:textFill>
-              </w:rPr>
-            </w:pPr>
-          </w:p>
-        </w:tc>
-        <w:tc>
-          <w:tcPr>
-            <w:tcW w:w="620" w:type="pct"/>
-            <w:gridSpan w:val="2"/>
-            <w:tcBorders>
-              <w:bottom w:val="nil"/>
-            </w:tcBorders>
-          </w:tcPr>
-          <w:p>
-            <w:pPr>
-              <w:spacing w:line="360" w:lineRule="auto"/>
-              <w:jc w:val="left"/>
-              <w:rPr>
-                <w:rFonts w:hint="eastAsia" w:ascii="宋体" w:hAnsi="宋体"/>
-                <w:color w:val="000000" w:themeColor="text1"/>
-                <w:sz w:val="24"/>
-                <w14:textFill>
-                  <w14:solidFill>
-                    <w14:schemeClr w14:val="tx1"/>
-                  </w14:solidFill>
-                </w14:textFill>
-              </w:rPr>
-            </w:pPr>
-            <w:r>
-              <w:t xml:space="preserve">于馨</w:t>
-            </w:r>
-          </w:p>
-        </w:tc>
-        <w:tc>
-          <w:tcPr>
-            <w:tcW w:w="547" w:type="pct"/>
-            <w:tcBorders>
-              <w:bottom w:val="nil"/>
-            </w:tcBorders>
-          </w:tcPr>
-          <w:p>
-            <w:pPr>
-              <w:spacing w:line="360" w:lineRule="auto"/>
-              <w:jc w:val="left"/>
-              <w:rPr>
-                <w:rFonts w:hint="eastAsia" w:ascii="宋体" w:hAnsi="宋体"/>
-                <w:color w:val="000000" w:themeColor="text1"/>
-                <w:sz w:val="24"/>
-                <w14:textFill>
-                  <w14:solidFill>
-                    <w14:schemeClr w14:val="tx1"/>
-                  </w14:solidFill>
-                </w14:textFill>
-              </w:rPr>
-            </w:pPr>
-            <w:r>
-              <w:t xml:space="preserve">副教授</w:t>
-            </w:r>
-          </w:p>
-        </w:tc>
-        <w:tc>
-          <w:tcPr>
-            <w:tcW w:w="1020" w:type="pct"/>
-            <w:tcBorders>
-              <w:bottom w:val="nil"/>
-            </w:tcBorders>
-          </w:tcPr>
-          <w:p>
-            <w:pPr>
-              <w:spacing w:line="360" w:lineRule="auto"/>
-              <w:jc w:val="left"/>
-              <w:rPr>
-                <w:rFonts w:hint="eastAsia" w:ascii="宋体" w:hAnsi="宋体"/>
-                <w:color w:val="000000" w:themeColor="text1"/>
-                <w:sz w:val="24"/>
-                <w14:textFill>
-                  <w14:solidFill>
-                    <w14:schemeClr w14:val="tx1"/>
-                  </w14:solidFill>
-                </w14:textFill>
-              </w:rPr>
-            </w:pPr>
-            <w:r>
-              <w:t xml:space="preserve">生物制药</w:t>
-            </w:r>
-          </w:p>
-        </w:tc>
-        <w:tc>
-          <w:tcPr>
-            <w:tcW w:w="2106" w:type="pct"/>
-            <w:tcBorders>
-              <w:bottom w:val="nil"/>
-            </w:tcBorders>
-          </w:tcPr>
-          <w:p>
-            <w:pPr>
-              <w:spacing w:line="360" w:lineRule="auto"/>
-              <w:jc w:val="left"/>
-              <w:rPr>
-                <w:rFonts w:hint="eastAsia" w:ascii="宋体" w:hAnsi="宋体"/>
-                <w:color w:val="000000" w:themeColor="text1"/>
-                <w:sz w:val="24"/>
-                <w14:textFill>
-                  <w14:solidFill>
-                    <w14:schemeClr w14:val="tx1"/>
-                  </w14:solidFill>
-                </w14:textFill>
-              </w:rPr>
-            </w:pPr>
-            <w:r>
-              <w:t xml:space="preserve">生命科学学院</w:t>
+              <w:t xml:space="preserve"/>
             </w:r>
           </w:p>
         </w:tc>

--- a/中间版/中期.docx
+++ b/中间版/中期.docx
@@ -4374,9 +4374,6 @@
                 </w14:textFill>
               </w:rPr>
             </w:pPr>
-            <w:r>
-              <w:t xml:space="preserve">张兴晓</w:t>
-            </w:r>
           </w:p>
         </w:tc>
         <w:tc>
@@ -4401,9 +4398,6 @@
                 </w14:textFill>
               </w:rPr>
             </w:pPr>
-            <w:r>
-              <w:t xml:space="preserve">教授</w:t>
-            </w:r>
           </w:p>
         </w:tc>
         <w:tc>
@@ -4428,9 +4422,6 @@
                 </w14:textFill>
               </w:rPr>
             </w:pPr>
-            <w:r>
-              <w:t xml:space="preserve">生物工程</w:t>
-            </w:r>
           </w:p>
         </w:tc>
         <w:tc>
@@ -4455,9 +4446,6 @@
                 </w14:textFill>
               </w:rPr>
             </w:pPr>
-            <w:r>
-              <w:t xml:space="preserve">生命科学学院</w:t>
-            </w:r>
           </w:p>
         </w:tc>
       </w:tr>
@@ -4564,9 +4552,6 @@
                 </w14:textFill>
               </w:rPr>
             </w:pPr>
-            <w:r>
-              <w:t xml:space="preserve">程仕伟</w:t>
-            </w:r>
           </w:p>
         </w:tc>
         <w:tc>
@@ -4591,9 +4576,6 @@
                 </w14:textFill>
               </w:rPr>
             </w:pPr>
-            <w:r>
-              <w:t xml:space="preserve">副教授</w:t>
-            </w:r>
           </w:p>
         </w:tc>
         <w:tc>
@@ -4618,9 +4600,6 @@
                 </w14:textFill>
               </w:rPr>
             </w:pPr>
-            <w:r>
-              <w:t xml:space="preserve">生物工程</w:t>
-            </w:r>
           </w:p>
         </w:tc>
         <w:tc>
@@ -4645,9 +4624,6 @@
                 </w14:textFill>
               </w:rPr>
             </w:pPr>
-            <w:r>
-              <w:t xml:space="preserve">生命科学学院</w:t>
-            </w:r>
           </w:p>
         </w:tc>
       </w:tr>
@@ -4739,9 +4715,6 @@
                 </w14:textFill>
               </w:rPr>
             </w:pPr>
-            <w:r>
-              <w:t xml:space="preserve">牟萍</w:t>
-            </w:r>
           </w:p>
         </w:tc>
         <w:tc>
@@ -4766,9 +4739,6 @@
                 </w14:textFill>
               </w:rPr>
             </w:pPr>
-            <w:r>
-              <w:t xml:space="preserve">副教授</w:t>
-            </w:r>
           </w:p>
         </w:tc>
         <w:tc>
@@ -4793,9 +4763,6 @@
                 </w14:textFill>
               </w:rPr>
             </w:pPr>
-            <w:r>
-              <w:t xml:space="preserve">生物制药</w:t>
-            </w:r>
           </w:p>
         </w:tc>
         <w:tc>
@@ -4820,9 +4787,6 @@
                 </w14:textFill>
               </w:rPr>
             </w:pPr>
-            <w:r>
-              <w:t xml:space="preserve">生命科学学院</w:t>
-            </w:r>
           </w:p>
         </w:tc>
       </w:tr>
@@ -4914,9 +4878,6 @@
                 </w14:textFill>
               </w:rPr>
             </w:pPr>
-            <w:r>
-              <w:t xml:space="preserve">朱洪伟</w:t>
-            </w:r>
           </w:p>
         </w:tc>
         <w:tc>
@@ -4941,9 +4902,6 @@
                 </w14:textFill>
               </w:rPr>
             </w:pPr>
-            <w:r>
-              <w:t xml:space="preserve">副教授</w:t>
-            </w:r>
           </w:p>
         </w:tc>
         <w:tc>
@@ -4968,9 +4926,6 @@
                 </w14:textFill>
               </w:rPr>
             </w:pPr>
-            <w:r>
-              <w:t xml:space="preserve">生物制药</w:t>
-            </w:r>
           </w:p>
         </w:tc>
         <w:tc>
@@ -4995,9 +4950,6 @@
                 </w14:textFill>
               </w:rPr>
             </w:pPr>
-            <w:r>
-              <w:t xml:space="preserve">生命科学学院</w:t>
-            </w:r>
           </w:p>
         </w:tc>
       </w:tr>
@@ -5095,9 +5047,6 @@
                 </w14:textFill>
               </w:rPr>
             </w:pPr>
-            <w:r>
-              <w:t xml:space="preserve">鲍诚</w:t>
-            </w:r>
           </w:p>
         </w:tc>
         <w:tc>
@@ -5122,9 +5071,6 @@
                 </w14:textFill>
               </w:rPr>
             </w:pPr>
-            <w:r>
-              <w:t xml:space="preserve">副教授</w:t>
-            </w:r>
           </w:p>
         </w:tc>
         <w:tc>
@@ -5149,9 +5095,6 @@
                 </w14:textFill>
               </w:rPr>
             </w:pPr>
-            <w:r>
-              <w:t xml:space="preserve">生物制药</w:t>
-            </w:r>
           </w:p>
         </w:tc>
         <w:tc>
@@ -5176,190 +5119,6 @@
                 </w14:textFill>
               </w:rPr>
             </w:pPr>
-            <w:r>
-              <w:t xml:space="preserve">生命科学学院</w:t>
-            </w:r>
-          </w:p>
-        </w:tc>
-      </w:tr>
-      <w:tr>
-        <w:tblPrEx>
-          <w:tblBorders>
-            <w:top w:val="single" w:color="auto" w:sz="4" w:space="0"/>
-            <w:left w:val="single" w:color="auto" w:sz="4" w:space="0"/>
-            <w:bottom w:val="single" w:color="auto" w:sz="4" w:space="0"/>
-            <w:right w:val="single" w:color="auto" w:sz="4" w:space="0"/>
-            <w:insideH w:val="single" w:color="auto" w:sz="4" w:space="0"/>
-            <w:insideV w:val="single" w:color="auto" w:sz="4" w:space="0"/>
-          </w:tblBorders>
-          <w:tblCellMar>
-            <w:top w:w="0" w:type="dxa"/>
-            <w:left w:w="108" w:type="dxa"/>
-            <w:bottom w:w="0" w:type="dxa"/>
-            <w:right w:w="108" w:type="dxa"/>
-          </w:tblCellMar>
-        </w:tblPrEx>
-        <w:trPr>
-          <w:trHeight w:val="397" w:hRule="exact"/>
-          <w:jc w:val="center"/>
-        </w:trPr>
-        <w:tc>
-          <w:tcPr>
-            <w:tcW w:w="303" w:type="pct"/>
-            <w:vMerge w:val="continue"/>
-            <w:tcBorders>
-              <w:bottom w:val="nil"/>
-            </w:tcBorders>
-          </w:tcPr>
-          <w:p>
-            <w:pPr>
-              <w:spacing w:line="360" w:lineRule="auto"/>
-              <w:jc w:val="left"/>
-              <w:rPr>
-                <w:rFonts w:hint="eastAsia" w:ascii="宋体" w:hAnsi="宋体"/>
-                <w:color w:val="000000" w:themeColor="text1"/>
-                <w:sz w:val="24"/>
-                <w14:textFill>
-                  <w14:solidFill>
-                    <w14:schemeClr w14:val="tx1"/>
-                  </w14:solidFill>
-                </w14:textFill>
-              </w:rPr>
-            </w:pPr>
-          </w:p>
-        </w:tc>
-        <w:tc>
-          <w:tcPr>
-            <w:tcW w:w="401" w:type="pct"/>
-            <w:vMerge w:val="continue"/>
-            <w:tcBorders>
-              <w:bottom w:val="nil"/>
-            </w:tcBorders>
-          </w:tcPr>
-          <w:p>
-            <w:pPr>
-              <w:spacing w:line="360" w:lineRule="auto"/>
-              <w:jc w:val="left"/>
-              <w:rPr>
-                <w:rFonts w:hint="eastAsia" w:ascii="宋体" w:hAnsi="宋体"/>
-                <w:color w:val="000000" w:themeColor="text1"/>
-                <w:sz w:val="24"/>
-                <w14:textFill>
-                  <w14:solidFill>
-                    <w14:schemeClr w14:val="tx1"/>
-                  </w14:solidFill>
-                </w14:textFill>
-              </w:rPr>
-            </w:pPr>
-          </w:p>
-        </w:tc>
-        <w:tc>
-          <w:tcPr>
-            <w:tcW w:w="620" w:type="pct"/>
-            <w:gridSpan w:val="2"/>
-            <w:tcBorders>
-              <w:bottom w:val="nil"/>
-            </w:tcBorders>
-          </w:tcPr>
-          <w:p>
-            <w:pPr>
-              <w:spacing w:line="360" w:lineRule="auto"/>
-              <w:jc w:val="left"/>
-              <w:rPr>
-                <w:rFonts w:hint="eastAsia" w:ascii="宋体" w:hAnsi="宋体"/>
-                <w:color w:val="000000" w:themeColor="text1"/>
-                <w:sz w:val="24"/>
-                <w14:textFill>
-                  <w14:solidFill>
-                    <w14:schemeClr w14:val="tx1"/>
-                  </w14:solidFill>
-                </w14:textFill>
-              </w:rPr>
-            </w:pPr>
-            <w:r>
-              <w:t xml:space="preserve">于馨</w:t>
-            </w:r>
-          </w:p>
-        </w:tc>
-        <w:tc>
-          <w:tcPr>
-            <w:tcW w:w="547" w:type="pct"/>
-            <w:tcBorders>
-              <w:bottom w:val="nil"/>
-            </w:tcBorders>
-          </w:tcPr>
-          <w:p>
-            <w:pPr>
-              <w:spacing w:line="360" w:lineRule="auto"/>
-              <w:jc w:val="left"/>
-              <w:rPr>
-                <w:rFonts w:hint="eastAsia" w:ascii="宋体" w:hAnsi="宋体"/>
-                <w:color w:val="000000" w:themeColor="text1"/>
-                <w:sz w:val="24"/>
-                <w14:textFill>
-                  <w14:solidFill>
-                    <w14:schemeClr w14:val="tx1"/>
-                  </w14:solidFill>
-                </w14:textFill>
-              </w:rPr>
-            </w:pPr>
-            <w:r>
-              <w:t xml:space="preserve">副教授</w:t>
-            </w:r>
-          </w:p>
-        </w:tc>
-        <w:tc>
-          <w:tcPr>
-            <w:tcW w:w="1020" w:type="pct"/>
-            <w:tcBorders>
-              <w:bottom w:val="nil"/>
-            </w:tcBorders>
-          </w:tcPr>
-          <w:p>
-            <w:pPr>
-              <w:spacing w:line="360" w:lineRule="auto"/>
-              <w:jc w:val="left"/>
-              <w:rPr>
-                <w:rFonts w:hint="eastAsia" w:ascii="宋体" w:hAnsi="宋体"/>
-                <w:color w:val="000000" w:themeColor="text1"/>
-                <w:sz w:val="24"/>
-                <w14:textFill>
-                  <w14:solidFill>
-                    <w14:schemeClr w14:val="tx1"/>
-                  </w14:solidFill>
-                </w14:textFill>
-              </w:rPr>
-            </w:pPr>
-            <w:r>
-              <w:t xml:space="preserve">生物制药</w:t>
-            </w:r>
-          </w:p>
-        </w:tc>
-        <w:tc>
-          <w:tcPr>
-            <w:tcW w:w="2106" w:type="pct"/>
-            <w:tcBorders>
-              <w:bottom w:val="nil"/>
-            </w:tcBorders>
-          </w:tcPr>
-          <w:p>
-            <w:pPr>
-              <w:spacing w:line="360" w:lineRule="auto"/>
-              <w:jc w:val="left"/>
-              <w:rPr>
-                <w:rFonts w:hint="eastAsia" w:ascii="宋体" w:hAnsi="宋体"/>
-                <w:color w:val="000000" w:themeColor="text1"/>
-                <w:sz w:val="24"/>
-                <w14:textFill>
-                  <w14:solidFill>
-                    <w14:schemeClr w14:val="tx1"/>
-                  </w14:solidFill>
-                </w14:textFill>
-              </w:rPr>
-            </w:pPr>
-            <w:r>
-              <w:t xml:space="preserve">生命科学学院</w:t>
-            </w:r>
           </w:p>
         </w:tc>
       </w:tr>

--- a/中间版/中期.docx
+++ b/中间版/中期.docx
@@ -3983,6 +3983,7 @@
           </w:tcPr>
           <w:p>
             <w:pPr>
+              <w:pageBreakBefore/>
               <w:spacing w:line="360" w:lineRule="auto"/>
               <w:jc w:val="left"/>
               <w:rPr>

--- a/中间版/中期.docx
+++ b/中间版/中期.docx
@@ -3656,6 +3656,7 @@
           </w:tcPr>
           <w:p>
             <w:pPr>
+              <w:pageBreakBefore/>
               <w:snapToGrid w:val="0"/>
               <w:spacing w:before="240" w:after="240"/>
               <w:rPr>
@@ -3738,6 +3739,7 @@
           </w:p>
           <w:p>
             <w:pPr>
+              <w:pageBreakBefore/>
               <w:snapToGrid w:val="0"/>
               <w:spacing w:line="276" w:lineRule="auto"/>
               <w:ind w:firstLine="724" w:firstLineChars="302"/>
@@ -3769,6 +3771,7 @@
           </w:p>
           <w:p>
             <w:pPr>
+              <w:pageBreakBefore/>
               <w:snapToGrid w:val="0"/>
               <w:spacing w:line="276" w:lineRule="auto"/>
               <w:ind w:firstLine="3364" w:firstLineChars="1402"/>
@@ -3786,6 +3789,7 @@
           </w:p>
           <w:p>
             <w:pPr>
+              <w:pageBreakBefore/>
               <w:snapToGrid w:val="0"/>
               <w:spacing w:line="276" w:lineRule="auto"/>
               <w:ind w:firstLine="3364" w:firstLineChars="1402"/>
@@ -3803,6 +3807,7 @@
           </w:p>
           <w:p>
             <w:pPr>
+              <w:pageBreakBefore/>
               <w:snapToGrid w:val="0"/>
               <w:spacing w:line="276" w:lineRule="auto"/>
               <w:ind w:firstLine="3364" w:firstLineChars="1402"/>
@@ -3820,6 +3825,7 @@
           </w:p>
           <w:p>
             <w:pPr>
+              <w:pageBreakBefore/>
               <w:snapToGrid w:val="0"/>
               <w:spacing w:line="276" w:lineRule="auto"/>
               <w:ind w:firstLine="3364" w:firstLineChars="1402"/>
@@ -3837,6 +3843,7 @@
           </w:p>
           <w:p>
             <w:pPr>
+              <w:pageBreakBefore/>
               <w:snapToGrid w:val="0"/>
               <w:spacing w:line="276" w:lineRule="auto"/>
               <w:ind w:firstLine="3364" w:firstLineChars="1402"/>
@@ -3854,6 +3861,7 @@
           </w:p>
           <w:p>
             <w:pPr>
+              <w:pageBreakBefore/>
               <w:snapToGrid w:val="0"/>
               <w:spacing w:line="276" w:lineRule="auto"/>
               <w:ind w:firstLine="3364" w:firstLineChars="1402"/>
@@ -3871,6 +3879,7 @@
           </w:p>
           <w:p>
             <w:pPr>
+              <w:pageBreakBefore/>
               <w:snapToGrid w:val="0"/>
               <w:spacing w:line="276" w:lineRule="auto"/>
               <w:ind w:firstLine="3364" w:firstLineChars="1402"/>
@@ -3983,7 +3992,6 @@
           </w:tcPr>
           <w:p>
             <w:pPr>
-              <w:pageBreakBefore/>
               <w:spacing w:line="360" w:lineRule="auto"/>
               <w:jc w:val="left"/>
               <w:rPr>

--- a/中间版/中期.docx
+++ b/中间版/中期.docx
@@ -2437,7 +2437,7 @@
                   </w14:solidFill>
                 </w14:textFill>
               </w:rPr>
-              <w:t xml:space="preserve">6. 特有抗菌肽与 AD 发病机制的关联分析：进行中，分析方案已确定，正在开展与 Aβ 聚集、AChE 结合以及免疫炎症通路相关的关联分析。</w:t>
+              <w:t xml:space="preserve">6. 特有抗菌肽与 AD 发病机制的关联分析：进行中，分析方案已确定，正在按致病方向开展与 Aβ 成核聚集、AChE 结合以及免疫炎症通路相关的关联分析。</w:t>
             </w:r>
           </w:p>
           <w:p>
@@ -2808,7 +2808,7 @@
                   </w14:solidFill>
                 </w14:textFill>
               </w:rPr>
-              <w:t xml:space="preserve">已完成特有抗菌肽与 AD 发病机制关联分析的技术方案设计：以分子对接与分子动力学模拟考察候选肽与 β-淀粉样肽、乙酰胆碱酯酶外周阴离子位点的结合情况与复合物稳定性，并结合文献比对与功能注释分析其可能涉及的免疫与炎症通路。相关分析正在按方案实施，已完成候选肽的序列与结构准备、参数设置与流程搭建等前期工作。</w:t>
+              <w:t xml:space="preserve">已完成特有抗菌肽与 AD 发病机制关联分析的技术方案设计：以分子对接与分子动力学模拟按致病方向考察候选肽与 β-淀粉样肽、乙酰胆碱酯酶外周阴离子位点的结合情况与复合物稳定性，判断其是否促进 Aβ 的成核与聚集，并结合文献比对与功能注释分析其可能涉及的免疫与炎症通路。相关分析正在按方案实施，已完成候选肽的序列与结构准备、参数设置与流程搭建等前期工作。</w:t>
             </w:r>
           </w:p>
           <w:p>
@@ -3359,7 +3359,7 @@
                   </w14:solidFill>
                 </w14:textFill>
               </w:rPr>
-              <w:t xml:space="preserve">3. 机制关联分析的证据强度有限。应对：以分子对接与分子动力学模拟、文献比对为主，将研究定位为线索发现与假设提出，不夸大因果性结论；相关结果在论文中明确说明为计算预测与初步证据，并提出后续实验验证的方向。</w:t>
+              <w:t xml:space="preserve">3. 机制关联分析的证据强度有限。应对：以分子对接与分子动力学模拟、文献比对为主，按致病方向检验候选肽是否推动 Aβ 聚集与神经炎症，同时把研究定位为线索发现与假设提出，不夸大因果性结论；相关结果在论文中明确说明为计算预测与初步证据，并提出后续实验验证的方向。</w:t>
             </w:r>
           </w:p>
           <w:p>

--- a/中间版/中期.docx
+++ b/中间版/中期.docx
@@ -2074,7 +2074,7 @@
                   </w14:solidFill>
                 </w14:textFill>
               </w:rPr>
-              <w:t xml:space="preserve">本研究的总体目标是：系统识别 AD 患者与健康人群肠道微生物组所编码的微生物源抗菌肽，阐明其在不同认知阶段的分布与组成差异，筛选出健康人群特有与各疾病阶段特有的候选抗菌肽，并初步建立这些候选抗菌肽与 AD 发病机制以及抑菌活性之间的联系，为后续深入的机制研究与潜在的干预线索提供依据。</w:t>
+              <w:t xml:space="preserve">本研究的总体目标是：系统识别 AD 患者与健康人群肠道微生物组所编码的微生物源抗菌肽，阐明其在不同认知阶段的分布与组成差异，筛选出 AD 组特有（AD 特异性）的候选抗菌肽，并初步建立这些候选抗菌肽与 AD 发病机制以及抑菌活性之间的联系，为后续深入的机制研究与潜在的干预线索提供依据。</w:t>
             </w:r>
           </w:p>
           <w:p>
@@ -2195,7 +2195,7 @@
                   </w14:solidFill>
                 </w14:textFill>
               </w:rPr>
-              <w:t xml:space="preserve">4. 分阶段抗菌肽差异分析。依据认知功能评估与临床诊断信息，将队列划分为健康对照（NC）、主观认知下降（SCS）、可疑认知障碍（SCD）、轻度认知障碍（MCI）与 AD 五个阶段，在统一的丰度与组成口径下比较各阶段与健康人群之间候选抗菌肽的差异，识别随病程变化明显的候选抗菌肽，并从组成结构、丰度变化趋势与阶段间差异模式等角度进行描述，为特有肽筛选提供依据。</w:t>
+              <w:t xml:space="preserve">4. 分阶段抗菌肽差异分析。依据认知功能评估与临床诊断信息，将队列划分为健康对照（NC）、主观认知下降（SCS）、可疑认知障碍（SCD）、轻度认知障碍（MCI）与 AD 五个阶段，在统一的丰度与组成口径下比较各阶段与健康人群之间候选抗菌肽的差异，识别随病程变化明显的候选抗菌肽，并从组成结构、丰度变化趋势与阶段间差异模式等角度进行描述，为 AD 特异性特有肽筛选提供依据。</w:t>
             </w:r>
           </w:p>
           <w:p>
@@ -2225,7 +2225,7 @@
                   </w14:solidFill>
                 </w14:textFill>
               </w:rPr>
-              <w:t xml:space="preserve">5. 宏蛋白组表达证据二次去重与特有抗菌肽筛选。在序列去冗余的基础上引入宏蛋白组表达数据，剔除在蛋白层面缺少表达证据的序列，实现二次去重，降低"预测存在但实际不表达"的假阳性比例；在此基础上按组内共有与组间特有的比较策略，得到健康人群特有与各疾病阶段特有的抗菌肽清单，作为机制研究与实验验证的分析对象。</w:t>
+              <w:t xml:space="preserve">5. 宏蛋白组表达证据二次去重与特有抗菌肽筛选。在序列去冗余的基础上引入宏蛋白组表达数据，剔除在蛋白层面缺少表达证据的序列，实现二次去重，降低"预测存在但实际不表达"的假阳性比例；在此基础上按组内共有与组间特有的比较策略，得到 AD 组特有（AD 特异性）的抗菌肽清单，作为机制研究与实验验证的分析对象。</w:t>
             </w:r>
           </w:p>
           <w:p>
@@ -2255,7 +2255,7 @@
                   </w14:solidFill>
                 </w14:textFill>
               </w:rPr>
-              <w:t xml:space="preserve">7. 候选抗菌肽抑菌实验验证。从特有肽清单中选取有代表性的候选抗菌肽进行人工合成，以大肠杆菌与金黄色葡萄球菌作为指示菌，先以纸片扩散法观察抑菌圈进行初筛，再以微量肉汤稀释法测定最低抑菌浓度，并设置阳性对照与阴性对照，从而获得候选抗菌肽具有抑菌活性的直接证据，为候选肽的生物学功能提供实验支持。</w:t>
+              <w:t xml:space="preserve">7. 候选抗菌肽抑菌实验验证。从 AD 特异性特有肽清单中选取有代表性的候选抗菌肽进行人工合成，以大肠杆菌与金黄色葡萄球菌作为指示菌，先以纸片扩散法观察抑菌圈进行初筛，再以微量肉汤稀释法测定最低抑菌浓度，并设置阳性对照与阴性对照，从而获得候选抗菌肽具有抑菌活性的直接证据，为候选肽的生物学功能提供实验支持。</w:t>
             </w:r>
           </w:p>
           <w:p>
@@ -2407,7 +2407,7 @@
                   </w14:solidFill>
                 </w14:textFill>
               </w:rPr>
-              <w:t xml:space="preserve">5. 宏蛋白组表达证据二次去重与健康人群／各阶段特有抗菌肽筛选：已完成，已形成特有抗菌肽清单。</w:t>
+              <w:t xml:space="preserve">5. 宏蛋白组表达证据二次去重与 AD 特异性特有抗菌肽筛选：已完成，已形成 AD 特异性特有抗菌肽清单。</w:t>
             </w:r>
           </w:p>
           <w:p>
@@ -2437,7 +2437,7 @@
                   </w14:solidFill>
                 </w14:textFill>
               </w:rPr>
-              <w:t xml:space="preserve">6. 特有抗菌肽与 AD 发病机制的关联分析：进行中，分析方案已确定，正在按致病方向开展与 Aβ 成核聚集、AChE 结合以及免疫炎症通路相关的关联分析。</w:t>
+              <w:t xml:space="preserve">6. AD 特异性特有抗菌肽与 AD 发病机制的关联分析：进行中，分析方案已确定，正在按致病方向开展与 Aβ 成核聚集、AChE 结合以及免疫炎症通路相关的关联分析。</w:t>
             </w:r>
           </w:p>
           <w:p>
@@ -2497,7 +2497,7 @@
                   </w14:solidFill>
                 </w14:textFill>
               </w:rPr>
-              <w:t xml:space="preserve">从完成结构上看，研究内容中的数据资源与短肽库构建、候选抗菌肽预测、分阶段差异分析以及特有抗菌肽筛选四项已全部完成，构成了课题的主体分析部分；机制关联分析与抑菌实验验证两项已进入实施阶段，方案与材料准备完成，属于按计划推进的收尾工作；结果整理与论文撰写已提前启动，与实验工作并行开展。</w:t>
+              <w:t xml:space="preserve">从完成结构上看，研究内容中的数据资源与短肽库构建、候选抗菌肽预测、分阶段差异分析以及 AD 特异性特有抗菌肽筛选四项已全部完成，构成了课题的主体分析部分；机制关联分析与抑菌实验验证两项已进入实施阶段，方案与材料准备完成，属于按计划推进的收尾工作；结果整理与论文撰写已提前启动，与实验工作并行开展。</w:t>
             </w:r>
           </w:p>
         </w:tc>
@@ -2714,7 +2714,7 @@
                   </w14:solidFill>
                 </w14:textFill>
               </w:rPr>
-              <w:t xml:space="preserve">（三）分阶段差异分析与特有抗菌肽筛选结果</w:t>
+              <w:t xml:space="preserve">（三）分阶段差异分析与 AD 特异性特有抗菌肽筛选结果</w:t>
             </w:r>
           </w:p>
           <w:p>
@@ -2745,7 +2745,7 @@
                   </w14:solidFill>
                 </w14:textFill>
               </w:rPr>
-              <w:t xml:space="preserve">在差异分析的基础上，进一步引入宏蛋白组表达证据完成二次去重：先剔除序列层面冗余，再剔除在蛋白层面缺少表达证据的序列，使候选集合由"序列上可能存在"收敛为"真实存在且被表达检出"。最终筛选出健康人群特有与各疾病阶段特有的抗菌肽，形成本课题最具特色的阶段特异性候选肽清单，为探讨抗菌肽与 AD 病程的关系提供了明确的分析对象。</w:t>
+              <w:t xml:space="preserve">在差异分析的基础上，进一步引入宏蛋白组表达证据完成二次去重：先剔除序列层面冗余，再剔除在蛋白层面缺少表达证据的序列，使候选集合由"序列上可能存在"收敛为"真实存在且被表达检出"。最终筛出 AD 组特有（AD 特异性）的抗菌肽，形成本课题最具特色的 AD 特异性候选肽清单，为探讨抗菌肽与 AD 病程的关系提供了明确的分析对象。</w:t>
             </w:r>
           </w:p>
           <w:p>
@@ -2808,7 +2808,7 @@
                   </w14:solidFill>
                 </w14:textFill>
               </w:rPr>
-              <w:t xml:space="preserve">已完成特有抗菌肽与 AD 发病机制关联分析的技术方案设计：以分子对接与分子动力学模拟按致病方向考察候选肽与 β-淀粉样肽、乙酰胆碱酯酶外周阴离子位点的结合情况与复合物稳定性，判断其是否促进 Aβ 的成核与聚集，并结合文献比对与功能注释分析其可能涉及的免疫与炎症通路。相关分析正在按方案实施，已完成候选肽的序列与结构准备、参数设置与流程搭建等前期工作。</w:t>
+              <w:t xml:space="preserve">已完成 AD 特异性特有抗菌肽与 AD 发病机制关联分析的技术方案设计：以分子对接与分子动力学模拟按致病方向考察候选肽与 β-淀粉样肽、乙酰胆碱酯酶外周阴离子位点的结合情况与复合物稳定性，判断其是否促进 Aβ 的成核与聚集，并结合文献比对与功能注释分析其可能涉及的免疫与炎症通路。相关分析正在按方案实施，已完成候选肽的序列与结构准备、参数设置与流程搭建等前期工作。</w:t>
             </w:r>
           </w:p>
           <w:p>
@@ -2993,7 +2993,7 @@
                   </w14:solidFill>
                 </w14:textFill>
               </w:rPr>
-              <w:t xml:space="preserve">下一阶段计划在完成机制关联分析与抑菌实验验证后，以第一作者撰写并投稿 SCI 收录学术论文 1 篇。论文拟以"AD 患者与健康人群肠道微生物源抗菌肽的分阶段差异及特有肽筛选"为主要内容，重点阐述多模型共识预测与宏蛋白组表达证据去重相结合的分析框架，以及特有抗菌肽与 AD 发病机制关联的分析结果。</w:t>
+              <w:t xml:space="preserve">下一阶段计划在完成机制关联分析与抑菌实验验证后，以第一作者撰写并投稿 SCI 收录学术论文 1 篇。论文拟以"AD 患者与健康人群肠道微生物源抗菌肽的分阶段差异及 AD 特异性特有肽筛选"为主要内容，重点阐述多模型共识预测与宏蛋白组表达证据去重相结合的分析框架，以及 AD 特有肽与 AD 发病机制关联的分析结果。</w:t>
             </w:r>
           </w:p>
         </w:tc>
@@ -3086,7 +3086,7 @@
                   </w14:solidFill>
                 </w14:textFill>
               </w:rPr>
-              <w:t xml:space="preserve">（一）特有抗菌肽与 AD 发病机制的关联分析</w:t>
+              <w:t xml:space="preserve">（一）AD 特异性特有抗菌肽与 AD 发病机制的关联分析</w:t>
             </w:r>
           </w:p>
           <w:p>
@@ -3116,7 +3116,7 @@
                   </w14:solidFill>
                 </w14:textFill>
               </w:rPr>
-              <w:t xml:space="preserve">内容：完成健康人群特有肽与各阶段特有肽的功能关联分析，判断候选抗菌肽是否可能参与 AD 相关的病理过程，形成关联结果清单与相应的图表，作为学位论文机制章节的主要内容。</w:t>
+              <w:t xml:space="preserve">内容：完成 AD 特异性特有肽与 AD 发病机制的功能关联分析，判断这些特有肽是否可能参与 AD 相关的病理过程，形成关联结果清单与相应的图表，作为学位论文机制章节的主要内容。</w:t>
             </w:r>
           </w:p>
           <w:p>
@@ -3207,7 +3207,7 @@
                   </w14:solidFill>
                 </w14:textFill>
               </w:rPr>
-              <w:t xml:space="preserve">方案：从健康人群特有与各阶段特有的候选肽中选取有代表性的序列进行人工合成，以大肠杆菌与金黄色葡萄球菌作为指示菌，先采用纸片扩散法观察抑菌圈进行初筛，再采用微量肉汤稀释法测定最低抑菌浓度；同时设置阳性对照（已知抗菌肽）与阴性对照（溶剂），每组设置重复，以保证结果的可判读性。实验统一在常规微生物实验室条件下开展，方法成熟、周期可控。</w:t>
+              <w:t xml:space="preserve">方案：从 AD 特异性特有的候选肽中选取有代表性的序列进行人工合成，以大肠杆菌与金黄色葡萄球菌作为指示菌，先采用纸片扩散法观察抑菌圈进行初筛，再采用微量肉汤稀释法测定最低抑菌浓度；同时设置阳性对照（已知抗菌肽）与阴性对照（溶剂），每组设置重复，以保证结果的可判读性。实验统一在常规微生物实验室条件下开展，方法成熟、周期可控。</w:t>
             </w:r>
           </w:p>
           <w:p>
@@ -3268,7 +3268,7 @@
                   </w14:solidFill>
                 </w14:textFill>
               </w:rPr>
-              <w:t xml:space="preserve">方案：将候选抗菌肽名单、分阶段差异分析结果、健康人群特有与各阶段特有抗菌肽清单，以及机制关联分析与抑菌实验的结果汇总为完整的图表与结论体系，统一数据口径与图表规范；按学位论文写作规范完成学位论文，同时提炼方法学与分析框架方面的亮点整理为投稿论文。撰写过程中同步补充相关文献，使讨论部分与国内外研究现状相互衔接。</w:t>
+              <w:t xml:space="preserve">方案：将候选抗菌肽名单、分阶段差异分析结果、AD 特异性特有抗菌肽清单，以及机制关联分析与抑菌实验的结果汇总为完整的图表与结论体系，统一数据口径与图表规范；按学位论文写作规范完成学位论文，同时提炼方法学与分析框架方面的亮点整理为投稿论文。撰写过程中同步补充相关文献，使讨论部分与国内外研究现状相互衔接。</w:t>
             </w:r>
           </w:p>
           <w:p>
@@ -3420,7 +3420,7 @@
                   </w14:solidFill>
                 </w14:textFill>
               </w:rPr>
-              <w:t xml:space="preserve">近期以机制关联分析为主，同步开展候选抗菌肽的抑菌实验验证，两项工作共用同一份特有肽清单，结果可相互印证。完成实验后集中进行结果整理与补充分析，形成完整的图表体系与结论框架，并同步整理投稿论文的材料。</w:t>
+              <w:t xml:space="preserve">近期以机制关联分析为主，同步开展候选抗菌肽的抑菌实验验证，两项工作共用同一份 AD 特异性特有肽清单，结果可相互印证。完成实验后集中进行结果整理与补充分析，形成完整的图表体系与结论框架，并同步整理投稿论文的材料。</w:t>
             </w:r>
           </w:p>
         </w:tc>
@@ -3766,7 +3766,7 @@
                   </w14:solidFill>
                 </w14:textFill>
               </w:rPr>
-              <w:t xml:space="preserve">该生科研作风严谨，能够独立完成数据处理与建模工作，中期阶段已完成数据资源构建、多模型共识预测、分阶段差异分析与特有抗菌肽筛选等主体工作，结果可信，进度与开题计划一致。同意该生参加学位论文预答辩。</w:t>
+              <w:t xml:space="preserve">该生科研作风严谨，能够独立完成数据处理与建模工作，中期阶段已完成数据资源构建、多模型共识预测、分阶段差异分析与 AD 特异性特有抗菌肽筛选等主体工作，结果可信，进度与开题计划一致。同意该生参加学位论文预答辩。</w:t>
             </w:r>
           </w:p>
           <w:p>
@@ -4383,6 +4383,9 @@
                 </w14:textFill>
               </w:rPr>
             </w:pPr>
+            <w:r>
+              <w:t xml:space="preserve">李向阳</w:t>
+            </w:r>
           </w:p>
         </w:tc>
         <w:tc>
@@ -4407,6 +4410,9 @@
                 </w14:textFill>
               </w:rPr>
             </w:pPr>
+            <w:r>
+              <w:t xml:space="preserve">教授</w:t>
+            </w:r>
           </w:p>
         </w:tc>
         <w:tc>
@@ -4431,6 +4437,9 @@
                 </w14:textFill>
               </w:rPr>
             </w:pPr>
+            <w:r>
+              <w:t xml:space="preserve">生物化学与分子生物学</w:t>
+            </w:r>
           </w:p>
         </w:tc>
         <w:tc>
@@ -4455,6 +4464,9 @@
                 </w14:textFill>
               </w:rPr>
             </w:pPr>
+            <w:r>
+              <w:t xml:space="preserve">鲁东大学生命科学学院</w:t>
+            </w:r>
           </w:p>
         </w:tc>
       </w:tr>
@@ -4561,6 +4573,9 @@
                 </w14:textFill>
               </w:rPr>
             </w:pPr>
+            <w:r>
+              <w:t xml:space="preserve">江婷婷</w:t>
+            </w:r>
           </w:p>
         </w:tc>
         <w:tc>
@@ -4585,6 +4600,9 @@
                 </w14:textFill>
               </w:rPr>
             </w:pPr>
+            <w:r>
+              <w:t xml:space="preserve">副教授</w:t>
+            </w:r>
           </w:p>
         </w:tc>
         <w:tc>
@@ -4609,6 +4627,9 @@
                 </w14:textFill>
               </w:rPr>
             </w:pPr>
+            <w:r>
+              <w:t xml:space="preserve">生物化学与分子生物学</w:t>
+            </w:r>
           </w:p>
         </w:tc>
         <w:tc>
@@ -4633,6 +4654,9 @@
                 </w14:textFill>
               </w:rPr>
             </w:pPr>
+            <w:r>
+              <w:t xml:space="preserve">鲁东大学生命科学学院</w:t>
+            </w:r>
           </w:p>
         </w:tc>
       </w:tr>
@@ -4724,6 +4748,9 @@
                 </w14:textFill>
               </w:rPr>
             </w:pPr>
+            <w:r>
+              <w:t xml:space="preserve">孙杰</w:t>
+            </w:r>
           </w:p>
         </w:tc>
         <w:tc>
@@ -4748,6 +4775,9 @@
                 </w14:textFill>
               </w:rPr>
             </w:pPr>
+            <w:r>
+              <w:t xml:space="preserve">教授</w:t>
+            </w:r>
           </w:p>
         </w:tc>
         <w:tc>
@@ -4772,6 +4802,9 @@
                 </w14:textFill>
               </w:rPr>
             </w:pPr>
+            <w:r>
+              <w:t xml:space="preserve">生物化学与分子生物学</w:t>
+            </w:r>
           </w:p>
         </w:tc>
         <w:tc>
@@ -4796,6 +4829,9 @@
                 </w14:textFill>
               </w:rPr>
             </w:pPr>
+            <w:r>
+              <w:t xml:space="preserve">鲁东大学生命科学学院</w:t>
+            </w:r>
           </w:p>
         </w:tc>
       </w:tr>
@@ -4887,6 +4923,9 @@
                 </w14:textFill>
               </w:rPr>
             </w:pPr>
+            <w:r>
+              <w:t xml:space="preserve">高洪伟</w:t>
+            </w:r>
           </w:p>
         </w:tc>
         <w:tc>
@@ -4911,6 +4950,9 @@
                 </w14:textFill>
               </w:rPr>
             </w:pPr>
+            <w:r>
+              <w:t xml:space="preserve">教授</w:t>
+            </w:r>
           </w:p>
         </w:tc>
         <w:tc>
@@ -4935,6 +4977,9 @@
                 </w14:textFill>
               </w:rPr>
             </w:pPr>
+            <w:r>
+              <w:t xml:space="preserve">生物化学与分子生物学</w:t>
+            </w:r>
           </w:p>
         </w:tc>
         <w:tc>
@@ -4959,6 +5004,9 @@
                 </w14:textFill>
               </w:rPr>
             </w:pPr>
+            <w:r>
+              <w:t xml:space="preserve">鲁东大学生命科学学院</w:t>
+            </w:r>
           </w:p>
         </w:tc>
       </w:tr>

--- a/中间版/中期.docx
+++ b/中间版/中期.docx
@@ -2287,6 +2287,36 @@
                 </w14:textFill>
               </w:rPr>
               <w:t xml:space="preserve">（五）技术路线与实施要点</w:t>
+            </w:r>
+          </w:p>
+          <w:p>
+            <w:pPr>
+              <w:snapToGrid w:val="0"/>
+              <w:spacing w:line="276" w:lineRule="auto"/>
+              <w:ind w:firstLine="724" w:firstLineChars="302"/>
+              <w:rPr>
+                <w:rFonts w:ascii="宋体" w:hAnsi="宋体"/>
+                <w:color w:val="000000" w:themeColor="text1"/>
+                <w:sz w:val="24"/>
+                <w14:textFill>
+                  <w14:solidFill>
+                    <w14:schemeClr w14:val="tx1"/>
+                  </w14:solidFill>
+                </w14:textFill>
+              </w:rPr>
+            </w:pPr>
+            <w:r>
+              <w:rPr>
+                <w:rFonts w:ascii="宋体" w:hAnsi="宋体"/>
+                <w:color w:val="000000" w:themeColor="text1"/>
+                <w:sz w:val="24"/>
+                <w14:textFill>
+                  <w14:solidFill>
+                    <w14:schemeClr w14:val="tx1"/>
+                  </w14:solidFill>
+                </w14:textFill>
+              </w:rPr>
+              <w:t xml:space="preserve">整体研究按四个层次推进，层次之间以统一的数据口径与可追溯的记录衔接。第一层是数据与序列层：宏基因组原始数据经过质量控制、去宿主、组装与分箱（MetaBAT2、MaxBin2、CONCOCT 三个算法）与提纯去冗余形成微生物基因组参考集，再经小开放阅读框预测与去冗余形成微生物源短肽库。第二层是预测层：以三类深度学习模型独立预测短肽库，取一致阳性序列构成候选抗菌肽集合。第三层是统计与表达层：按认知阶段开展差异分析，并以宏蛋白组表达证据二次去重，得到 AD 组特有（AD 特异性）的抗菌肽。第四层是功能层：对这些 AD 特异性特有抗菌肽开展与 AD 的关联分析与抑菌实验验证，最终汇总为学位论文与投稿论文的图表与结论。</w:t>
             </w:r>
           </w:p>
           <w:p>

--- a/中间版/中期.docx
+++ b/中间版/中期.docx
@@ -1316,7 +1316,7 @@
                 </w14:solidFill>
               </w14:textFill>
             </w:rPr>
-            <w:t>年    月    日</w:t>
+            <w:t>2026年9月19日</w:t>
           </w:r>
         </w:p>
       </w:sdtContent>
@@ -3686,7 +3686,6 @@
           </w:tcPr>
           <w:p>
             <w:pPr>
-              <w:pageBreakBefore/>
               <w:snapToGrid w:val="0"/>
               <w:spacing w:before="240" w:after="240"/>
               <w:rPr>
@@ -3769,7 +3768,6 @@
           </w:p>
           <w:p>
             <w:pPr>
-              <w:pageBreakBefore/>
               <w:snapToGrid w:val="0"/>
               <w:spacing w:line="276" w:lineRule="auto"/>
               <w:ind w:firstLine="724" w:firstLineChars="302"/>
@@ -3801,7 +3799,6 @@
           </w:p>
           <w:p>
             <w:pPr>
-              <w:pageBreakBefore/>
               <w:snapToGrid w:val="0"/>
               <w:spacing w:line="276" w:lineRule="auto"/>
               <w:ind w:firstLine="3364" w:firstLineChars="1402"/>
@@ -3819,7 +3816,6 @@
           </w:p>
           <w:p>
             <w:pPr>
-              <w:pageBreakBefore/>
               <w:snapToGrid w:val="0"/>
               <w:spacing w:line="276" w:lineRule="auto"/>
               <w:ind w:firstLine="3364" w:firstLineChars="1402"/>
@@ -3837,7 +3833,6 @@
           </w:p>
           <w:p>
             <w:pPr>
-              <w:pageBreakBefore/>
               <w:snapToGrid w:val="0"/>
               <w:spacing w:line="276" w:lineRule="auto"/>
               <w:ind w:firstLine="3364" w:firstLineChars="1402"/>
@@ -3855,7 +3850,6 @@
           </w:p>
           <w:p>
             <w:pPr>
-              <w:pageBreakBefore/>
               <w:snapToGrid w:val="0"/>
               <w:spacing w:line="276" w:lineRule="auto"/>
               <w:ind w:firstLine="3364" w:firstLineChars="1402"/>
@@ -3873,7 +3867,6 @@
           </w:p>
           <w:p>
             <w:pPr>
-              <w:pageBreakBefore/>
               <w:snapToGrid w:val="0"/>
               <w:spacing w:line="276" w:lineRule="auto"/>
               <w:ind w:firstLine="3364" w:firstLineChars="1402"/>
@@ -3891,7 +3884,6 @@
           </w:p>
           <w:p>
             <w:pPr>
-              <w:pageBreakBefore/>
               <w:snapToGrid w:val="0"/>
               <w:spacing w:line="276" w:lineRule="auto"/>
               <w:ind w:firstLine="3364" w:firstLineChars="1402"/>
@@ -3909,7 +3901,6 @@
           </w:p>
           <w:p>
             <w:pPr>
-              <w:pageBreakBefore/>
               <w:snapToGrid w:val="0"/>
               <w:spacing w:line="276" w:lineRule="auto"/>
               <w:ind w:firstLine="3364" w:firstLineChars="1402"/>
@@ -3984,7 +3975,7 @@
                       </w14:solidFill>
                     </w14:textFill>
                   </w:rPr>
-                  <w:t>年   月   日</w:t>
+                  <w:t>2026年9月19日</w:t>
                 </w:r>
               </w:sdtContent>
             </w:sdt>
@@ -4022,6 +4013,7 @@
           </w:tcPr>
           <w:p>
             <w:pPr>
+              <w:pageBreakBefore/>
               <w:spacing w:line="360" w:lineRule="auto"/>
               <w:jc w:val="left"/>
               <w:rPr>
@@ -5624,7 +5616,7 @@
                       </w14:solidFill>
                     </w14:textFill>
                   </w:rPr>
-                  <w:t>年   月   日</w:t>
+                  <w:t>2026年9月19日</w:t>
                 </w:r>
               </w:sdtContent>
             </w:sdt>

--- a/中间版/中期.docx
+++ b/中间版/中期.docx
@@ -3686,6 +3686,7 @@
           </w:tcPr>
           <w:p>
             <w:pPr>
+              <w:pageBreakBefore/>
               <w:snapToGrid w:val="0"/>
               <w:spacing w:before="240" w:after="240"/>
               <w:rPr>
@@ -3768,6 +3769,7 @@
           </w:p>
           <w:p>
             <w:pPr>
+              <w:pageBreakBefore/>
               <w:snapToGrid w:val="0"/>
               <w:spacing w:line="276" w:lineRule="auto"/>
               <w:ind w:firstLine="724" w:firstLineChars="302"/>
@@ -3799,6 +3801,7 @@
           </w:p>
           <w:p>
             <w:pPr>
+              <w:pageBreakBefore/>
               <w:snapToGrid w:val="0"/>
               <w:spacing w:line="276" w:lineRule="auto"/>
               <w:ind w:firstLine="3364" w:firstLineChars="1402"/>
@@ -3816,6 +3819,7 @@
           </w:p>
           <w:p>
             <w:pPr>
+              <w:pageBreakBefore/>
               <w:snapToGrid w:val="0"/>
               <w:spacing w:line="276" w:lineRule="auto"/>
               <w:ind w:firstLine="3364" w:firstLineChars="1402"/>
@@ -3833,6 +3837,7 @@
           </w:p>
           <w:p>
             <w:pPr>
+              <w:pageBreakBefore/>
               <w:snapToGrid w:val="0"/>
               <w:spacing w:line="276" w:lineRule="auto"/>
               <w:ind w:firstLine="3364" w:firstLineChars="1402"/>
@@ -3850,6 +3855,7 @@
           </w:p>
           <w:p>
             <w:pPr>
+              <w:pageBreakBefore/>
               <w:snapToGrid w:val="0"/>
               <w:spacing w:line="276" w:lineRule="auto"/>
               <w:ind w:firstLine="3364" w:firstLineChars="1402"/>
@@ -3867,6 +3873,7 @@
           </w:p>
           <w:p>
             <w:pPr>
+              <w:pageBreakBefore/>
               <w:snapToGrid w:val="0"/>
               <w:spacing w:line="276" w:lineRule="auto"/>
               <w:ind w:firstLine="3364" w:firstLineChars="1402"/>
@@ -3884,6 +3891,7 @@
           </w:p>
           <w:p>
             <w:pPr>
+              <w:pageBreakBefore/>
               <w:snapToGrid w:val="0"/>
               <w:spacing w:line="276" w:lineRule="auto"/>
               <w:ind w:firstLine="3364" w:firstLineChars="1402"/>
@@ -3901,6 +3909,7 @@
           </w:p>
           <w:p>
             <w:pPr>
+              <w:pageBreakBefore/>
               <w:snapToGrid w:val="0"/>
               <w:spacing w:line="276" w:lineRule="auto"/>
               <w:ind w:firstLine="3364" w:firstLineChars="1402"/>
@@ -4013,7 +4022,6 @@
           </w:tcPr>
           <w:p>
             <w:pPr>
-              <w:pageBreakBefore/>
               <w:spacing w:line="360" w:lineRule="auto"/>
               <w:jc w:val="left"/>
               <w:rPr>
